--- a/UltrasonicDistanceDetector/UltrasonicDistanceDetector.docx
+++ b/UltrasonicDistanceDetector/UltrasonicDistanceDetector.docx
@@ -36,6 +36,14 @@
       <w:r>
         <w:rPr>
           <w:rFonts w:ascii="Calibri" w:hAnsi="Calibri" w:cs="Calibri"/>
+          <w:noProof/>
+          <w:lang w:val="en-IN"/>
+        </w:rPr>
+      </w:r>
+      <w:r>
+        <w:rPr>
+          <w:rFonts w:ascii="Calibri" w:hAnsi="Calibri" w:cs="Calibri"/>
+          <w:noProof/>
           <w:lang w:val="en-IN"/>
         </w:rPr>
         <w:pict w14:anchorId="1E70BE99">
@@ -107,6 +115,14 @@
       <w:r>
         <w:rPr>
           <w:rFonts w:ascii="Calibri" w:hAnsi="Calibri" w:cs="Calibri"/>
+          <w:noProof/>
+          <w:lang w:val="en-IN"/>
+        </w:rPr>
+      </w:r>
+      <w:r>
+        <w:rPr>
+          <w:rFonts w:ascii="Calibri" w:hAnsi="Calibri" w:cs="Calibri"/>
+          <w:noProof/>
           <w:lang w:val="en-IN"/>
         </w:rPr>
         <w:pict w14:anchorId="664CAE2D">
@@ -614,6 +630,14 @@
       <w:r>
         <w:rPr>
           <w:rFonts w:ascii="Calibri" w:hAnsi="Calibri" w:cs="Calibri"/>
+          <w:noProof/>
+          <w:lang w:val="en-IN"/>
+        </w:rPr>
+      </w:r>
+      <w:r>
+        <w:rPr>
+          <w:rFonts w:ascii="Calibri" w:hAnsi="Calibri" w:cs="Calibri"/>
+          <w:noProof/>
           <w:lang w:val="en-IN"/>
         </w:rPr>
         <w:pict w14:anchorId="26C2CFD6">
@@ -1041,6 +1065,14 @@
       <w:r>
         <w:rPr>
           <w:rFonts w:ascii="Calibri" w:hAnsi="Calibri" w:cs="Calibri"/>
+          <w:noProof/>
+          <w:lang w:val="en-IN"/>
+        </w:rPr>
+      </w:r>
+      <w:r>
+        <w:rPr>
+          <w:rFonts w:ascii="Calibri" w:hAnsi="Calibri" w:cs="Calibri"/>
+          <w:noProof/>
           <w:lang w:val="en-IN"/>
         </w:rPr>
         <w:pict w14:anchorId="1AAC1644">
@@ -1166,6 +1198,14 @@
       <w:r>
         <w:rPr>
           <w:rFonts w:ascii="Calibri" w:hAnsi="Calibri" w:cs="Calibri"/>
+          <w:noProof/>
+          <w:lang w:val="en-IN"/>
+        </w:rPr>
+      </w:r>
+      <w:r>
+        <w:rPr>
+          <w:rFonts w:ascii="Calibri" w:hAnsi="Calibri" w:cs="Calibri"/>
+          <w:noProof/>
           <w:lang w:val="en-IN"/>
         </w:rPr>
         <w:pict w14:anchorId="56DEFA28">
@@ -1301,6 +1341,14 @@
       <w:r>
         <w:rPr>
           <w:rFonts w:ascii="Calibri" w:hAnsi="Calibri" w:cs="Calibri"/>
+          <w:noProof/>
+          <w:lang w:val="en-IN"/>
+        </w:rPr>
+      </w:r>
+      <w:r>
+        <w:rPr>
+          <w:rFonts w:ascii="Calibri" w:hAnsi="Calibri" w:cs="Calibri"/>
+          <w:noProof/>
           <w:lang w:val="en-IN"/>
         </w:rPr>
         <w:pict w14:anchorId="432FA700">
@@ -1363,104 +1411,137 @@
       <w:pPr>
         <w:rPr>
           <w:rFonts w:ascii="Calibri" w:hAnsi="Calibri" w:cs="Calibri"/>
-          <w:i/>
-          <w:iCs/>
-          <w:lang w:val="en-IN"/>
-        </w:rPr>
-      </w:pPr>
-      <w:r>
-        <w:rPr>
-          <w:rFonts w:ascii="Calibri" w:hAnsi="Calibri" w:cs="Calibri"/>
-          <w:i/>
-          <w:iCs/>
-          <w:lang w:val="en-IN"/>
-        </w:rPr>
-        <w:t>#define TRIG_PIN 5</w:t>
+          <w:b/>
+          <w:bCs/>
+          <w:lang w:val="en-IN"/>
+        </w:rPr>
+      </w:pPr>
+      <w:r>
+        <w:rPr>
+          <w:rFonts w:ascii="Calibri" w:hAnsi="Calibri" w:cs="Calibri"/>
+          <w:b/>
+          <w:bCs/>
+          <w:lang w:val="en-IN"/>
+        </w:rPr>
+        <w:t>#include &lt;ESP32Servo.h&gt;</w:t>
       </w:r>
     </w:p>
     <w:p>
       <w:pPr>
         <w:rPr>
           <w:rFonts w:ascii="Calibri" w:hAnsi="Calibri" w:cs="Calibri"/>
-          <w:i/>
-          <w:iCs/>
-          <w:lang w:val="en-IN"/>
-        </w:rPr>
-      </w:pPr>
-      <w:r>
-        <w:rPr>
-          <w:rFonts w:ascii="Calibri" w:hAnsi="Calibri" w:cs="Calibri"/>
-          <w:i/>
-          <w:iCs/>
-          <w:lang w:val="en-IN"/>
-        </w:rPr>
-        <w:t>#define ECHO_PIN 18</w:t>
-      </w:r>
+          <w:b/>
+          <w:bCs/>
+          <w:lang w:val="en-IN"/>
+        </w:rPr>
+      </w:pPr>
     </w:p>
     <w:p>
       <w:pPr>
         <w:rPr>
           <w:rFonts w:ascii="Calibri" w:hAnsi="Calibri" w:cs="Calibri"/>
-          <w:i/>
-          <w:iCs/>
-          <w:lang w:val="en-IN"/>
-        </w:rPr>
-      </w:pPr>
-      <w:r>
-        <w:rPr>
-          <w:rFonts w:ascii="Calibri" w:hAnsi="Calibri" w:cs="Calibri"/>
-          <w:i/>
-          <w:iCs/>
+          <w:b/>
+          <w:bCs/>
+          <w:lang w:val="en-IN"/>
+        </w:rPr>
+      </w:pPr>
+      <w:r>
+        <w:rPr>
+          <w:rFonts w:ascii="Calibri" w:hAnsi="Calibri" w:cs="Calibri"/>
+          <w:b/>
+          <w:bCs/>
           <w:lang w:val="en-IN"/>
         </w:rPr>
         <w:lastRenderedPageBreak/>
-        <w:t>#define BUZZER_PIN 19</w:t>
+        <w:t xml:space="preserve">Servo </w:t>
+      </w:r>
+      <w:proofErr w:type="spellStart"/>
+      <w:r>
+        <w:rPr>
+          <w:rFonts w:ascii="Calibri" w:hAnsi="Calibri" w:cs="Calibri"/>
+          <w:b/>
+          <w:bCs/>
+          <w:lang w:val="en-IN"/>
+        </w:rPr>
+        <w:t>myservo</w:t>
+      </w:r>
+      <w:proofErr w:type="spellEnd"/>
+      <w:r>
+        <w:rPr>
+          <w:rFonts w:ascii="Calibri" w:hAnsi="Calibri" w:cs="Calibri"/>
+          <w:b/>
+          <w:bCs/>
+          <w:lang w:val="en-IN"/>
+        </w:rPr>
+        <w:t xml:space="preserve">; </w:t>
       </w:r>
     </w:p>
     <w:p>
       <w:pPr>
         <w:rPr>
           <w:rFonts w:ascii="Calibri" w:hAnsi="Calibri" w:cs="Calibri"/>
-          <w:i/>
-          <w:iCs/>
-          <w:lang w:val="en-IN"/>
-        </w:rPr>
-      </w:pPr>
-      <w:r>
-        <w:rPr>
-          <w:rFonts w:ascii="Calibri" w:hAnsi="Calibri" w:cs="Calibri"/>
-          <w:i/>
-          <w:iCs/>
-          <w:lang w:val="en-IN"/>
-        </w:rPr>
-        <w:t>#define LED_PIN 4</w:t>
+          <w:b/>
+          <w:bCs/>
+          <w:lang w:val="en-IN"/>
+        </w:rPr>
+      </w:pPr>
+      <w:proofErr w:type="spellStart"/>
+      <w:r>
+        <w:rPr>
+          <w:rFonts w:ascii="Calibri" w:hAnsi="Calibri" w:cs="Calibri"/>
+          <w:b/>
+          <w:bCs/>
+          <w:lang w:val="en-IN"/>
+        </w:rPr>
+        <w:t>Int</w:t>
+      </w:r>
+      <w:proofErr w:type="spellEnd"/>
+      <w:r>
+        <w:rPr>
+          <w:rFonts w:ascii="Calibri" w:hAnsi="Calibri" w:cs="Calibri"/>
+          <w:b/>
+          <w:bCs/>
+          <w:lang w:val="en-IN"/>
+        </w:rPr>
+        <w:t xml:space="preserve"> ECHO = 18;</w:t>
       </w:r>
     </w:p>
     <w:p>
       <w:pPr>
         <w:rPr>
           <w:rFonts w:ascii="Calibri" w:hAnsi="Calibri" w:cs="Calibri"/>
-          <w:i/>
-          <w:iCs/>
-          <w:lang w:val="en-IN"/>
-        </w:rPr>
-      </w:pPr>
-      <w:r>
-        <w:rPr>
-          <w:rFonts w:ascii="Calibri" w:hAnsi="Calibri" w:cs="Calibri"/>
-          <w:i/>
-          <w:iCs/>
-          <w:lang w:val="en-IN"/>
-        </w:rPr>
-        <w:t>#define DISTANCE_THRESHOLD 20</w:t>
+          <w:b/>
+          <w:bCs/>
+          <w:lang w:val="en-IN"/>
+        </w:rPr>
+      </w:pPr>
+      <w:proofErr w:type="spellStart"/>
+      <w:r>
+        <w:rPr>
+          <w:rFonts w:ascii="Calibri" w:hAnsi="Calibri" w:cs="Calibri"/>
+          <w:b/>
+          <w:bCs/>
+          <w:lang w:val="en-IN"/>
+        </w:rPr>
+        <w:t>Int</w:t>
+      </w:r>
+      <w:proofErr w:type="spellEnd"/>
+      <w:r>
+        <w:rPr>
+          <w:rFonts w:ascii="Calibri" w:hAnsi="Calibri" w:cs="Calibri"/>
+          <w:b/>
+          <w:bCs/>
+          <w:lang w:val="en-IN"/>
+        </w:rPr>
+        <w:t xml:space="preserve"> TRIG = 5;</w:t>
       </w:r>
     </w:p>
     <w:p>
       <w:pPr>
         <w:rPr>
           <w:rFonts w:ascii="Calibri" w:hAnsi="Calibri" w:cs="Calibri"/>
-          <w:i/>
-          <w:iCs/>
+          <w:b/>
+          <w:bCs/>
           <w:lang w:val="en-IN"/>
         </w:rPr>
       </w:pPr>
@@ -1469,654 +1550,373 @@
       <w:pPr>
         <w:rPr>
           <w:rFonts w:ascii="Calibri" w:hAnsi="Calibri" w:cs="Calibri"/>
-          <w:i/>
-          <w:iCs/>
-          <w:lang w:val="en-IN"/>
-        </w:rPr>
-      </w:pPr>
-      <w:r>
-        <w:rPr>
-          <w:rFonts w:ascii="Calibri" w:hAnsi="Calibri" w:cs="Calibri"/>
-          <w:i/>
-          <w:iCs/>
-          <w:lang w:val="en-IN"/>
-        </w:rPr>
-        <w:t xml:space="preserve">long </w:t>
-      </w:r>
-      <w:proofErr w:type="spellStart"/>
-      <w:proofErr w:type="gramStart"/>
-      <w:r>
-        <w:rPr>
-          <w:rFonts w:ascii="Calibri" w:hAnsi="Calibri" w:cs="Calibri"/>
-          <w:i/>
-          <w:iCs/>
-          <w:lang w:val="en-IN"/>
-        </w:rPr>
-        <w:t>getDistance</w:t>
-      </w:r>
-      <w:proofErr w:type="spellEnd"/>
-      <w:r>
-        <w:rPr>
-          <w:rFonts w:ascii="Calibri" w:hAnsi="Calibri" w:cs="Calibri"/>
-          <w:i/>
-          <w:iCs/>
-          <w:lang w:val="en-IN"/>
-        </w:rPr>
-        <w:t>(</w:t>
-      </w:r>
-      <w:proofErr w:type="gramEnd"/>
-      <w:r>
-        <w:rPr>
-          <w:rFonts w:ascii="Calibri" w:hAnsi="Calibri" w:cs="Calibri"/>
-          <w:i/>
-          <w:iCs/>
-          <w:lang w:val="en-IN"/>
-        </w:rPr>
-        <w:t>) {</w:t>
+          <w:b/>
+          <w:bCs/>
+          <w:lang w:val="en-IN"/>
+        </w:rPr>
+      </w:pPr>
+      <w:r>
+        <w:rPr>
+          <w:rFonts w:ascii="Calibri" w:hAnsi="Calibri" w:cs="Calibri"/>
+          <w:b/>
+          <w:bCs/>
+          <w:lang w:val="en-IN"/>
+        </w:rPr>
+        <w:t>Void setup() {</w:t>
       </w:r>
     </w:p>
     <w:p>
       <w:pPr>
         <w:rPr>
           <w:rFonts w:ascii="Calibri" w:hAnsi="Calibri" w:cs="Calibri"/>
-          <w:i/>
-          <w:iCs/>
-          <w:lang w:val="en-IN"/>
-        </w:rPr>
-      </w:pPr>
-      <w:r>
-        <w:rPr>
-          <w:rFonts w:ascii="Calibri" w:hAnsi="Calibri" w:cs="Calibri"/>
-          <w:i/>
-          <w:iCs/>
-          <w:lang w:val="en-IN"/>
-        </w:rPr>
-        <w:t xml:space="preserve">  </w:t>
-      </w:r>
-      <w:proofErr w:type="spellStart"/>
-      <w:proofErr w:type="gramStart"/>
-      <w:r>
-        <w:rPr>
-          <w:rFonts w:ascii="Calibri" w:hAnsi="Calibri" w:cs="Calibri"/>
-          <w:i/>
-          <w:iCs/>
-          <w:lang w:val="en-IN"/>
-        </w:rPr>
-        <w:t>digitalWrite</w:t>
-      </w:r>
-      <w:proofErr w:type="spellEnd"/>
-      <w:r>
-        <w:rPr>
-          <w:rFonts w:ascii="Calibri" w:hAnsi="Calibri" w:cs="Calibri"/>
-          <w:i/>
-          <w:iCs/>
-          <w:lang w:val="en-IN"/>
-        </w:rPr>
-        <w:t>(</w:t>
-      </w:r>
-      <w:proofErr w:type="gramEnd"/>
-      <w:r>
-        <w:rPr>
-          <w:rFonts w:ascii="Calibri" w:hAnsi="Calibri" w:cs="Calibri"/>
-          <w:i/>
-          <w:iCs/>
-          <w:lang w:val="en-IN"/>
-        </w:rPr>
-        <w:t xml:space="preserve">TRIG_PIN, LOW); </w:t>
-      </w:r>
-      <w:proofErr w:type="spellStart"/>
-      <w:proofErr w:type="gramStart"/>
-      <w:r>
-        <w:rPr>
-          <w:rFonts w:ascii="Calibri" w:hAnsi="Calibri" w:cs="Calibri"/>
-          <w:i/>
-          <w:iCs/>
-          <w:lang w:val="en-IN"/>
-        </w:rPr>
-        <w:t>delayMicroseconds</w:t>
-      </w:r>
-      <w:proofErr w:type="spellEnd"/>
-      <w:r>
-        <w:rPr>
-          <w:rFonts w:ascii="Calibri" w:hAnsi="Calibri" w:cs="Calibri"/>
-          <w:i/>
-          <w:iCs/>
-          <w:lang w:val="en-IN"/>
-        </w:rPr>
-        <w:t>(</w:t>
-      </w:r>
-      <w:proofErr w:type="gramEnd"/>
-      <w:r>
-        <w:rPr>
-          <w:rFonts w:ascii="Calibri" w:hAnsi="Calibri" w:cs="Calibri"/>
-          <w:i/>
-          <w:iCs/>
-          <w:lang w:val="en-IN"/>
-        </w:rPr>
-        <w:t>4);</w:t>
+          <w:b/>
+          <w:bCs/>
+          <w:lang w:val="en-IN"/>
+        </w:rPr>
+      </w:pPr>
+      <w:r>
+        <w:rPr>
+          <w:rFonts w:ascii="Calibri" w:hAnsi="Calibri" w:cs="Calibri"/>
+          <w:b/>
+          <w:bCs/>
+          <w:lang w:val="en-IN"/>
+        </w:rPr>
+        <w:t xml:space="preserve">  // put your setup code here, to run once:</w:t>
       </w:r>
     </w:p>
     <w:p>
       <w:pPr>
         <w:rPr>
           <w:rFonts w:ascii="Calibri" w:hAnsi="Calibri" w:cs="Calibri"/>
-          <w:i/>
-          <w:iCs/>
-          <w:lang w:val="en-IN"/>
-        </w:rPr>
-      </w:pPr>
-      <w:r>
-        <w:rPr>
-          <w:rFonts w:ascii="Calibri" w:hAnsi="Calibri" w:cs="Calibri"/>
-          <w:i/>
-          <w:iCs/>
-          <w:lang w:val="en-IN"/>
-        </w:rPr>
-        <w:t xml:space="preserve">  </w:t>
-      </w:r>
+          <w:b/>
+          <w:bCs/>
+          <w:lang w:val="en-IN"/>
+        </w:rPr>
+      </w:pPr>
       <w:proofErr w:type="spellStart"/>
-      <w:proofErr w:type="gramStart"/>
-      <w:r>
-        <w:rPr>
-          <w:rFonts w:ascii="Calibri" w:hAnsi="Calibri" w:cs="Calibri"/>
-          <w:i/>
-          <w:iCs/>
-          <w:lang w:val="en-IN"/>
-        </w:rPr>
-        <w:t>digitalWrite</w:t>
+      <w:r>
+        <w:rPr>
+          <w:rFonts w:ascii="Calibri" w:hAnsi="Calibri" w:cs="Calibri"/>
+          <w:b/>
+          <w:bCs/>
+          <w:lang w:val="en-IN"/>
+        </w:rPr>
+        <w:t>pinMode</w:t>
       </w:r>
       <w:proofErr w:type="spellEnd"/>
       <w:r>
         <w:rPr>
           <w:rFonts w:ascii="Calibri" w:hAnsi="Calibri" w:cs="Calibri"/>
-          <w:i/>
-          <w:iCs/>
-          <w:lang w:val="en-IN"/>
-        </w:rPr>
-        <w:t>(</w:t>
-      </w:r>
-      <w:proofErr w:type="gramEnd"/>
-      <w:r>
-        <w:rPr>
-          <w:rFonts w:ascii="Calibri" w:hAnsi="Calibri" w:cs="Calibri"/>
-          <w:i/>
-          <w:iCs/>
-          <w:lang w:val="en-IN"/>
-        </w:rPr>
-        <w:t xml:space="preserve">TRIG_PIN, HIGH); </w:t>
-      </w:r>
-      <w:proofErr w:type="spellStart"/>
-      <w:proofErr w:type="gramStart"/>
-      <w:r>
-        <w:rPr>
-          <w:rFonts w:ascii="Calibri" w:hAnsi="Calibri" w:cs="Calibri"/>
-          <w:i/>
-          <w:iCs/>
-          <w:lang w:val="en-IN"/>
-        </w:rPr>
-        <w:t>delayMicroseconds</w:t>
-      </w:r>
-      <w:proofErr w:type="spellEnd"/>
-      <w:r>
-        <w:rPr>
-          <w:rFonts w:ascii="Calibri" w:hAnsi="Calibri" w:cs="Calibri"/>
-          <w:i/>
-          <w:iCs/>
-          <w:lang w:val="en-IN"/>
-        </w:rPr>
-        <w:t>(</w:t>
-      </w:r>
-      <w:proofErr w:type="gramEnd"/>
-      <w:r>
-        <w:rPr>
-          <w:rFonts w:ascii="Calibri" w:hAnsi="Calibri" w:cs="Calibri"/>
-          <w:i/>
-          <w:iCs/>
-          <w:lang w:val="en-IN"/>
-        </w:rPr>
-        <w:t>20);</w:t>
+          <w:b/>
+          <w:bCs/>
+          <w:lang w:val="en-IN"/>
+        </w:rPr>
+        <w:t xml:space="preserve">(TRIG, OUTPUT); </w:t>
       </w:r>
     </w:p>
     <w:p>
       <w:pPr>
         <w:rPr>
           <w:rFonts w:ascii="Calibri" w:hAnsi="Calibri" w:cs="Calibri"/>
-          <w:i/>
-          <w:iCs/>
-          <w:lang w:val="en-IN"/>
-        </w:rPr>
-      </w:pPr>
-      <w:r>
-        <w:rPr>
-          <w:rFonts w:ascii="Calibri" w:hAnsi="Calibri" w:cs="Calibri"/>
-          <w:i/>
-          <w:iCs/>
-          <w:lang w:val="en-IN"/>
-        </w:rPr>
-        <w:t xml:space="preserve">  </w:t>
-      </w:r>
+          <w:b/>
+          <w:bCs/>
+          <w:lang w:val="en-IN"/>
+        </w:rPr>
+      </w:pPr>
       <w:proofErr w:type="spellStart"/>
-      <w:proofErr w:type="gramStart"/>
-      <w:r>
-        <w:rPr>
-          <w:rFonts w:ascii="Calibri" w:hAnsi="Calibri" w:cs="Calibri"/>
-          <w:i/>
-          <w:iCs/>
-          <w:lang w:val="en-IN"/>
-        </w:rPr>
-        <w:t>digitalWrite</w:t>
+      <w:r>
+        <w:rPr>
+          <w:rFonts w:ascii="Calibri" w:hAnsi="Calibri" w:cs="Calibri"/>
+          <w:b/>
+          <w:bCs/>
+          <w:lang w:val="en-IN"/>
+        </w:rPr>
+        <w:t>pinMode</w:t>
       </w:r>
       <w:proofErr w:type="spellEnd"/>
       <w:r>
         <w:rPr>
           <w:rFonts w:ascii="Calibri" w:hAnsi="Calibri" w:cs="Calibri"/>
-          <w:i/>
-          <w:iCs/>
-          <w:lang w:val="en-IN"/>
-        </w:rPr>
-        <w:t>(</w:t>
-      </w:r>
-      <w:proofErr w:type="gramEnd"/>
-      <w:r>
-        <w:rPr>
-          <w:rFonts w:ascii="Calibri" w:hAnsi="Calibri" w:cs="Calibri"/>
-          <w:i/>
-          <w:iCs/>
-          <w:lang w:val="en-IN"/>
-        </w:rPr>
-        <w:t>TRIG_PIN, LOW);</w:t>
+          <w:b/>
+          <w:bCs/>
+          <w:lang w:val="en-IN"/>
+        </w:rPr>
+        <w:t xml:space="preserve">(ECHO, INPUT); </w:t>
       </w:r>
     </w:p>
     <w:p>
       <w:pPr>
         <w:rPr>
           <w:rFonts w:ascii="Calibri" w:hAnsi="Calibri" w:cs="Calibri"/>
-          <w:i/>
-          <w:iCs/>
-          <w:lang w:val="en-IN"/>
-        </w:rPr>
-      </w:pPr>
+          <w:b/>
+          <w:bCs/>
+          <w:lang w:val="en-IN"/>
+        </w:rPr>
+      </w:pPr>
+      <w:proofErr w:type="spellStart"/>
+      <w:r>
+        <w:rPr>
+          <w:rFonts w:ascii="Calibri" w:hAnsi="Calibri" w:cs="Calibri"/>
+          <w:b/>
+          <w:bCs/>
+          <w:lang w:val="en-IN"/>
+        </w:rPr>
+        <w:t>myservo.attach</w:t>
+      </w:r>
+      <w:proofErr w:type="spellEnd"/>
+      <w:r>
+        <w:rPr>
+          <w:rFonts w:ascii="Calibri" w:hAnsi="Calibri" w:cs="Calibri"/>
+          <w:b/>
+          <w:bCs/>
+          <w:lang w:val="en-IN"/>
+        </w:rPr>
+        <w:t>(4);</w:t>
+      </w:r>
     </w:p>
     <w:p>
       <w:pPr>
         <w:rPr>
           <w:rFonts w:ascii="Calibri" w:hAnsi="Calibri" w:cs="Calibri"/>
-          <w:i/>
-          <w:iCs/>
-          <w:lang w:val="en-IN"/>
-        </w:rPr>
-      </w:pPr>
-      <w:r>
-        <w:rPr>
-          <w:rFonts w:ascii="Calibri" w:hAnsi="Calibri" w:cs="Calibri"/>
-          <w:i/>
-          <w:iCs/>
-          <w:lang w:val="en-IN"/>
-        </w:rPr>
-        <w:t xml:space="preserve">  long duration = </w:t>
-      </w:r>
+          <w:b/>
+          <w:bCs/>
+          <w:lang w:val="en-IN"/>
+        </w:rPr>
+      </w:pPr>
       <w:proofErr w:type="spellStart"/>
-      <w:proofErr w:type="gramStart"/>
-      <w:r>
-        <w:rPr>
-          <w:rFonts w:ascii="Calibri" w:hAnsi="Calibri" w:cs="Calibri"/>
-          <w:i/>
-          <w:iCs/>
-          <w:lang w:val="en-IN"/>
-        </w:rPr>
-        <w:t>pulseIn</w:t>
+      <w:r>
+        <w:rPr>
+          <w:rFonts w:ascii="Calibri" w:hAnsi="Calibri" w:cs="Calibri"/>
+          <w:b/>
+          <w:bCs/>
+          <w:lang w:val="en-IN"/>
+        </w:rPr>
+        <w:t>Serial.begin</w:t>
       </w:r>
       <w:proofErr w:type="spellEnd"/>
       <w:r>
         <w:rPr>
           <w:rFonts w:ascii="Calibri" w:hAnsi="Calibri" w:cs="Calibri"/>
-          <w:i/>
-          <w:iCs/>
-          <w:lang w:val="en-IN"/>
-        </w:rPr>
-        <w:t>(</w:t>
-      </w:r>
-      <w:proofErr w:type="gramEnd"/>
-      <w:r>
-        <w:rPr>
-          <w:rFonts w:ascii="Calibri" w:hAnsi="Calibri" w:cs="Calibri"/>
-          <w:i/>
-          <w:iCs/>
-          <w:lang w:val="en-IN"/>
-        </w:rPr>
-        <w:t>ECHO_PIN, HIGH, 60000);</w:t>
+          <w:b/>
+          <w:bCs/>
+          <w:lang w:val="en-IN"/>
+        </w:rPr>
+        <w:t>(115200);</w:t>
       </w:r>
     </w:p>
     <w:p>
       <w:pPr>
         <w:rPr>
           <w:rFonts w:ascii="Calibri" w:hAnsi="Calibri" w:cs="Calibri"/>
-          <w:i/>
-          <w:iCs/>
-          <w:lang w:val="en-IN"/>
-        </w:rPr>
-      </w:pPr>
-      <w:r>
-        <w:rPr>
-          <w:rFonts w:ascii="Calibri" w:hAnsi="Calibri" w:cs="Calibri"/>
-          <w:i/>
-          <w:iCs/>
-          <w:lang w:val="en-IN"/>
-        </w:rPr>
-        <w:t xml:space="preserve">  long </w:t>
-      </w:r>
-      <w:proofErr w:type="spellStart"/>
-      <w:r>
-        <w:rPr>
-          <w:rFonts w:ascii="Calibri" w:hAnsi="Calibri" w:cs="Calibri"/>
-          <w:i/>
-          <w:iCs/>
-          <w:lang w:val="en-IN"/>
-        </w:rPr>
-        <w:t>dist</w:t>
-      </w:r>
-      <w:proofErr w:type="spellEnd"/>
-      <w:r>
-        <w:rPr>
-          <w:rFonts w:ascii="Calibri" w:hAnsi="Calibri" w:cs="Calibri"/>
-          <w:i/>
-          <w:iCs/>
-          <w:lang w:val="en-IN"/>
-        </w:rPr>
-        <w:t xml:space="preserve"> = duration * 0.034 / 2;</w:t>
+          <w:b/>
+          <w:bCs/>
+          <w:lang w:val="en-IN"/>
+        </w:rPr>
+      </w:pPr>
+      <w:r>
+        <w:rPr>
+          <w:rFonts w:ascii="Calibri" w:hAnsi="Calibri" w:cs="Calibri"/>
+          <w:b/>
+          <w:bCs/>
+          <w:lang w:val="en-IN"/>
+        </w:rPr>
+        <w:t>}</w:t>
       </w:r>
     </w:p>
     <w:p>
       <w:pPr>
         <w:rPr>
           <w:rFonts w:ascii="Calibri" w:hAnsi="Calibri" w:cs="Calibri"/>
-          <w:i/>
-          <w:iCs/>
-          <w:lang w:val="en-IN"/>
-        </w:rPr>
-      </w:pPr>
-      <w:r>
-        <w:rPr>
-          <w:rFonts w:ascii="Calibri" w:hAnsi="Calibri" w:cs="Calibri"/>
-          <w:i/>
-          <w:iCs/>
-          <w:lang w:val="en-IN"/>
-        </w:rPr>
-        <w:t xml:space="preserve">  return (</w:t>
-      </w:r>
-      <w:proofErr w:type="spellStart"/>
-      <w:r>
-        <w:rPr>
-          <w:rFonts w:ascii="Calibri" w:hAnsi="Calibri" w:cs="Calibri"/>
-          <w:i/>
-          <w:iCs/>
-          <w:lang w:val="en-IN"/>
-        </w:rPr>
-        <w:t>dist</w:t>
-      </w:r>
-      <w:proofErr w:type="spellEnd"/>
-      <w:r>
-        <w:rPr>
-          <w:rFonts w:ascii="Calibri" w:hAnsi="Calibri" w:cs="Calibri"/>
-          <w:i/>
-          <w:iCs/>
-          <w:lang w:val="en-IN"/>
-        </w:rPr>
-        <w:t xml:space="preserve"> &lt;= 0 || </w:t>
-      </w:r>
-      <w:proofErr w:type="spellStart"/>
-      <w:r>
-        <w:rPr>
-          <w:rFonts w:ascii="Calibri" w:hAnsi="Calibri" w:cs="Calibri"/>
-          <w:i/>
-          <w:iCs/>
-          <w:lang w:val="en-IN"/>
-        </w:rPr>
-        <w:t>dist</w:t>
-      </w:r>
-      <w:proofErr w:type="spellEnd"/>
-      <w:r>
-        <w:rPr>
-          <w:rFonts w:ascii="Calibri" w:hAnsi="Calibri" w:cs="Calibri"/>
-          <w:i/>
-          <w:iCs/>
-          <w:lang w:val="en-IN"/>
-        </w:rPr>
-        <w:t xml:space="preserve"> &gt; 400</w:t>
-      </w:r>
-      <w:proofErr w:type="gramStart"/>
-      <w:r>
-        <w:rPr>
-          <w:rFonts w:ascii="Calibri" w:hAnsi="Calibri" w:cs="Calibri"/>
-          <w:i/>
-          <w:iCs/>
-          <w:lang w:val="en-IN"/>
-        </w:rPr>
-        <w:t>) ?</w:t>
-      </w:r>
-      <w:proofErr w:type="gramEnd"/>
-      <w:r>
-        <w:rPr>
-          <w:rFonts w:ascii="Calibri" w:hAnsi="Calibri" w:cs="Calibri"/>
-          <w:i/>
-          <w:iCs/>
-          <w:lang w:val="en-IN"/>
-        </w:rPr>
-        <w:t xml:space="preserve"> -</w:t>
-      </w:r>
-      <w:proofErr w:type="gramStart"/>
-      <w:r>
-        <w:rPr>
-          <w:rFonts w:ascii="Calibri" w:hAnsi="Calibri" w:cs="Calibri"/>
-          <w:i/>
-          <w:iCs/>
-          <w:lang w:val="en-IN"/>
-        </w:rPr>
-        <w:t>1 :</w:t>
-      </w:r>
-      <w:proofErr w:type="gramEnd"/>
-      <w:r>
-        <w:rPr>
-          <w:rFonts w:ascii="Calibri" w:hAnsi="Calibri" w:cs="Calibri"/>
-          <w:i/>
-          <w:iCs/>
-          <w:lang w:val="en-IN"/>
-        </w:rPr>
-        <w:t xml:space="preserve"> </w:t>
-      </w:r>
-      <w:proofErr w:type="spellStart"/>
-      <w:r>
-        <w:rPr>
-          <w:rFonts w:ascii="Calibri" w:hAnsi="Calibri" w:cs="Calibri"/>
-          <w:i/>
-          <w:iCs/>
-          <w:lang w:val="en-IN"/>
-        </w:rPr>
-        <w:t>dist</w:t>
-      </w:r>
-      <w:proofErr w:type="spellEnd"/>
-      <w:r>
-        <w:rPr>
-          <w:rFonts w:ascii="Calibri" w:hAnsi="Calibri" w:cs="Calibri"/>
-          <w:i/>
-          <w:iCs/>
-          <w:lang w:val="en-IN"/>
-        </w:rPr>
-        <w:t>;</w:t>
-      </w:r>
+          <w:b/>
+          <w:bCs/>
+          <w:lang w:val="en-IN"/>
+        </w:rPr>
+      </w:pPr>
     </w:p>
     <w:p>
       <w:pPr>
         <w:rPr>
           <w:rFonts w:ascii="Calibri" w:hAnsi="Calibri" w:cs="Calibri"/>
-          <w:i/>
-          <w:iCs/>
-          <w:lang w:val="en-IN"/>
-        </w:rPr>
-      </w:pPr>
-      <w:r>
-        <w:rPr>
-          <w:rFonts w:ascii="Calibri" w:hAnsi="Calibri" w:cs="Calibri"/>
-          <w:i/>
-          <w:iCs/>
-          <w:lang w:val="en-IN"/>
-        </w:rPr>
-        <w:t>}</w:t>
+          <w:b/>
+          <w:bCs/>
+          <w:lang w:val="en-IN"/>
+        </w:rPr>
+      </w:pPr>
+      <w:r>
+        <w:rPr>
+          <w:rFonts w:ascii="Calibri" w:hAnsi="Calibri" w:cs="Calibri"/>
+          <w:b/>
+          <w:bCs/>
+          <w:lang w:val="en-IN"/>
+        </w:rPr>
+        <w:t xml:space="preserve">Long </w:t>
+      </w:r>
+      <w:proofErr w:type="spellStart"/>
+      <w:r>
+        <w:rPr>
+          <w:rFonts w:ascii="Calibri" w:hAnsi="Calibri" w:cs="Calibri"/>
+          <w:b/>
+          <w:bCs/>
+          <w:lang w:val="en-IN"/>
+        </w:rPr>
+        <w:t>getDistance</w:t>
+      </w:r>
+      <w:proofErr w:type="spellEnd"/>
+      <w:r>
+        <w:rPr>
+          <w:rFonts w:ascii="Calibri" w:hAnsi="Calibri" w:cs="Calibri"/>
+          <w:b/>
+          <w:bCs/>
+          <w:lang w:val="en-IN"/>
+        </w:rPr>
+        <w:t>() {</w:t>
       </w:r>
     </w:p>
     <w:p>
       <w:pPr>
         <w:rPr>
           <w:rFonts w:ascii="Calibri" w:hAnsi="Calibri" w:cs="Calibri"/>
-          <w:i/>
-          <w:iCs/>
-          <w:lang w:val="en-IN"/>
-        </w:rPr>
-      </w:pPr>
+          <w:b/>
+          <w:bCs/>
+          <w:lang w:val="en-IN"/>
+        </w:rPr>
+      </w:pPr>
+      <w:proofErr w:type="spellStart"/>
+      <w:r>
+        <w:rPr>
+          <w:rFonts w:ascii="Calibri" w:hAnsi="Calibri" w:cs="Calibri"/>
+          <w:b/>
+          <w:bCs/>
+          <w:lang w:val="en-IN"/>
+        </w:rPr>
+        <w:t>digitalWrite</w:t>
+      </w:r>
+      <w:proofErr w:type="spellEnd"/>
+      <w:r>
+        <w:rPr>
+          <w:rFonts w:ascii="Calibri" w:hAnsi="Calibri" w:cs="Calibri"/>
+          <w:b/>
+          <w:bCs/>
+          <w:lang w:val="en-IN"/>
+        </w:rPr>
+        <w:t>(TRIG, LOW);</w:t>
+      </w:r>
     </w:p>
     <w:p>
       <w:pPr>
         <w:rPr>
           <w:rFonts w:ascii="Calibri" w:hAnsi="Calibri" w:cs="Calibri"/>
-          <w:i/>
-          <w:iCs/>
-          <w:lang w:val="en-IN"/>
-        </w:rPr>
-      </w:pPr>
-      <w:r>
-        <w:rPr>
-          <w:rFonts w:ascii="Calibri" w:hAnsi="Calibri" w:cs="Calibri"/>
-          <w:i/>
-          <w:iCs/>
-          <w:lang w:val="en-IN"/>
-        </w:rPr>
-        <w:t xml:space="preserve">void </w:t>
-      </w:r>
-      <w:proofErr w:type="gramStart"/>
-      <w:r>
-        <w:rPr>
-          <w:rFonts w:ascii="Calibri" w:hAnsi="Calibri" w:cs="Calibri"/>
-          <w:i/>
-          <w:iCs/>
-          <w:lang w:val="en-IN"/>
-        </w:rPr>
-        <w:t>loop(</w:t>
-      </w:r>
-      <w:proofErr w:type="gramEnd"/>
-      <w:r>
-        <w:rPr>
-          <w:rFonts w:ascii="Calibri" w:hAnsi="Calibri" w:cs="Calibri"/>
-          <w:i/>
-          <w:iCs/>
-          <w:lang w:val="en-IN"/>
-        </w:rPr>
-        <w:t>) {</w:t>
+          <w:b/>
+          <w:bCs/>
+          <w:lang w:val="en-IN"/>
+        </w:rPr>
+      </w:pPr>
+      <w:proofErr w:type="spellStart"/>
+      <w:r>
+        <w:rPr>
+          <w:rFonts w:ascii="Calibri" w:hAnsi="Calibri" w:cs="Calibri"/>
+          <w:b/>
+          <w:bCs/>
+          <w:lang w:val="en-IN"/>
+        </w:rPr>
+        <w:t>delayMicroseconds</w:t>
+      </w:r>
+      <w:proofErr w:type="spellEnd"/>
+      <w:r>
+        <w:rPr>
+          <w:rFonts w:ascii="Calibri" w:hAnsi="Calibri" w:cs="Calibri"/>
+          <w:b/>
+          <w:bCs/>
+          <w:lang w:val="en-IN"/>
+        </w:rPr>
+        <w:t>(2);</w:t>
       </w:r>
     </w:p>
     <w:p>
       <w:pPr>
         <w:rPr>
           <w:rFonts w:ascii="Calibri" w:hAnsi="Calibri" w:cs="Calibri"/>
-          <w:i/>
-          <w:iCs/>
-          <w:lang w:val="en-IN"/>
-        </w:rPr>
-      </w:pPr>
-      <w:r>
-        <w:rPr>
-          <w:rFonts w:ascii="Calibri" w:hAnsi="Calibri" w:cs="Calibri"/>
-          <w:i/>
-          <w:iCs/>
-          <w:lang w:val="en-IN"/>
-        </w:rPr>
-        <w:t xml:space="preserve">  long distance = </w:t>
-      </w:r>
-      <w:proofErr w:type="spellStart"/>
-      <w:proofErr w:type="gramStart"/>
-      <w:r>
-        <w:rPr>
-          <w:rFonts w:ascii="Calibri" w:hAnsi="Calibri" w:cs="Calibri"/>
-          <w:i/>
-          <w:iCs/>
-          <w:lang w:val="en-IN"/>
-        </w:rPr>
-        <w:t>getDistance</w:t>
-      </w:r>
-      <w:proofErr w:type="spellEnd"/>
-      <w:r>
-        <w:rPr>
-          <w:rFonts w:ascii="Calibri" w:hAnsi="Calibri" w:cs="Calibri"/>
-          <w:i/>
-          <w:iCs/>
-          <w:lang w:val="en-IN"/>
-        </w:rPr>
-        <w:t>(</w:t>
-      </w:r>
-      <w:proofErr w:type="gramEnd"/>
-      <w:r>
-        <w:rPr>
-          <w:rFonts w:ascii="Calibri" w:hAnsi="Calibri" w:cs="Calibri"/>
-          <w:i/>
-          <w:iCs/>
-          <w:lang w:val="en-IN"/>
-        </w:rPr>
-        <w:t>);</w:t>
-      </w:r>
+          <w:b/>
+          <w:bCs/>
+          <w:lang w:val="en-IN"/>
+        </w:rPr>
+      </w:pPr>
     </w:p>
     <w:p>
       <w:pPr>
         <w:rPr>
           <w:rFonts w:ascii="Calibri" w:hAnsi="Calibri" w:cs="Calibri"/>
-          <w:i/>
-          <w:iCs/>
-          <w:lang w:val="en-IN"/>
-        </w:rPr>
-      </w:pPr>
+          <w:b/>
+          <w:bCs/>
+          <w:lang w:val="en-IN"/>
+        </w:rPr>
+      </w:pPr>
+      <w:proofErr w:type="spellStart"/>
+      <w:r>
+        <w:rPr>
+          <w:rFonts w:ascii="Calibri" w:hAnsi="Calibri" w:cs="Calibri"/>
+          <w:b/>
+          <w:bCs/>
+          <w:lang w:val="en-IN"/>
+        </w:rPr>
+        <w:t>digitalWrite</w:t>
+      </w:r>
+      <w:proofErr w:type="spellEnd"/>
+      <w:r>
+        <w:rPr>
+          <w:rFonts w:ascii="Calibri" w:hAnsi="Calibri" w:cs="Calibri"/>
+          <w:b/>
+          <w:bCs/>
+          <w:lang w:val="en-IN"/>
+        </w:rPr>
+        <w:t>(TRIG, HIGH);</w:t>
+      </w:r>
     </w:p>
     <w:p>
       <w:pPr>
         <w:rPr>
           <w:rFonts w:ascii="Calibri" w:hAnsi="Calibri" w:cs="Calibri"/>
-          <w:i/>
-          <w:iCs/>
-          <w:lang w:val="en-IN"/>
-        </w:rPr>
-      </w:pPr>
-      <w:r>
-        <w:rPr>
-          <w:rFonts w:ascii="Calibri" w:hAnsi="Calibri" w:cs="Calibri"/>
-          <w:i/>
-          <w:iCs/>
-          <w:lang w:val="en-IN"/>
-        </w:rPr>
-        <w:t xml:space="preserve">  if (distance &gt; 0 &amp;&amp; distance &lt; DISTANCE_THRESHOLD) {</w:t>
+          <w:b/>
+          <w:bCs/>
+          <w:lang w:val="en-IN"/>
+        </w:rPr>
+      </w:pPr>
+      <w:proofErr w:type="spellStart"/>
+      <w:r>
+        <w:rPr>
+          <w:rFonts w:ascii="Calibri" w:hAnsi="Calibri" w:cs="Calibri"/>
+          <w:b/>
+          <w:bCs/>
+          <w:lang w:val="en-IN"/>
+        </w:rPr>
+        <w:t>delayMicroseconds</w:t>
+      </w:r>
+      <w:proofErr w:type="spellEnd"/>
+      <w:r>
+        <w:rPr>
+          <w:rFonts w:ascii="Calibri" w:hAnsi="Calibri" w:cs="Calibri"/>
+          <w:b/>
+          <w:bCs/>
+          <w:lang w:val="en-IN"/>
+        </w:rPr>
+        <w:t>(10);</w:t>
       </w:r>
     </w:p>
     <w:p>
       <w:pPr>
         <w:rPr>
           <w:rFonts w:ascii="Calibri" w:hAnsi="Calibri" w:cs="Calibri"/>
-          <w:i/>
-          <w:iCs/>
-          <w:lang w:val="en-IN"/>
-        </w:rPr>
-      </w:pPr>
-      <w:r>
-        <w:rPr>
-          <w:rFonts w:ascii="Calibri" w:hAnsi="Calibri" w:cs="Calibri"/>
-          <w:i/>
-          <w:iCs/>
-          <w:lang w:val="en-IN"/>
-        </w:rPr>
-        <w:t xml:space="preserve">    </w:t>
-      </w:r>
+          <w:b/>
+          <w:bCs/>
+          <w:lang w:val="en-IN"/>
+        </w:rPr>
+      </w:pPr>
       <w:proofErr w:type="spellStart"/>
-      <w:proofErr w:type="gramStart"/>
-      <w:r>
-        <w:rPr>
-          <w:rFonts w:ascii="Calibri" w:hAnsi="Calibri" w:cs="Calibri"/>
-          <w:i/>
-          <w:iCs/>
+      <w:r>
+        <w:rPr>
+          <w:rFonts w:ascii="Calibri" w:hAnsi="Calibri" w:cs="Calibri"/>
+          <w:b/>
+          <w:bCs/>
           <w:lang w:val="en-IN"/>
         </w:rPr>
         <w:t>digitalWrite</w:t>
@@ -2125,321 +1925,770 @@
       <w:r>
         <w:rPr>
           <w:rFonts w:ascii="Calibri" w:hAnsi="Calibri" w:cs="Calibri"/>
-          <w:i/>
-          <w:iCs/>
-          <w:lang w:val="en-IN"/>
-        </w:rPr>
-        <w:t>(</w:t>
-      </w:r>
-      <w:proofErr w:type="gramEnd"/>
-      <w:r>
-        <w:rPr>
-          <w:rFonts w:ascii="Calibri" w:hAnsi="Calibri" w:cs="Calibri"/>
-          <w:i/>
-          <w:iCs/>
-          <w:lang w:val="en-IN"/>
-        </w:rPr>
-        <w:t>BUZZER_PIN, HIGH);</w:t>
+          <w:b/>
+          <w:bCs/>
+          <w:lang w:val="en-IN"/>
+        </w:rPr>
+        <w:t xml:space="preserve">(TRIG, LOW); </w:t>
       </w:r>
     </w:p>
     <w:p>
       <w:pPr>
         <w:rPr>
           <w:rFonts w:ascii="Calibri" w:hAnsi="Calibri" w:cs="Calibri"/>
-          <w:i/>
-          <w:iCs/>
-          <w:lang w:val="en-IN"/>
-        </w:rPr>
-      </w:pPr>
-      <w:r>
-        <w:rPr>
-          <w:rFonts w:ascii="Calibri" w:hAnsi="Calibri" w:cs="Calibri"/>
-          <w:i/>
-          <w:iCs/>
-          <w:lang w:val="en-IN"/>
-        </w:rPr>
-        <w:t xml:space="preserve">    </w:t>
-      </w:r>
-      <w:proofErr w:type="spellStart"/>
-      <w:proofErr w:type="gramStart"/>
-      <w:r>
-        <w:rPr>
-          <w:rFonts w:ascii="Calibri" w:hAnsi="Calibri" w:cs="Calibri"/>
-          <w:i/>
-          <w:iCs/>
-          <w:lang w:val="en-IN"/>
-        </w:rPr>
-        <w:t>digitalWrite</w:t>
-      </w:r>
-      <w:proofErr w:type="spellEnd"/>
-      <w:r>
-        <w:rPr>
-          <w:rFonts w:ascii="Calibri" w:hAnsi="Calibri" w:cs="Calibri"/>
-          <w:i/>
-          <w:iCs/>
-          <w:lang w:val="en-IN"/>
-        </w:rPr>
-        <w:t>(</w:t>
-      </w:r>
-      <w:proofErr w:type="gramEnd"/>
-      <w:r>
-        <w:rPr>
-          <w:rFonts w:ascii="Calibri" w:hAnsi="Calibri" w:cs="Calibri"/>
-          <w:i/>
-          <w:iCs/>
-          <w:lang w:val="en-IN"/>
-        </w:rPr>
-        <w:t>LED_PIN, HIGH);</w:t>
-      </w:r>
+          <w:b/>
+          <w:bCs/>
+          <w:lang w:val="en-IN"/>
+        </w:rPr>
+      </w:pPr>
     </w:p>
     <w:p>
       <w:pPr>
         <w:rPr>
           <w:rFonts w:ascii="Calibri" w:hAnsi="Calibri" w:cs="Calibri"/>
-          <w:i/>
-          <w:iCs/>
-          <w:lang w:val="en-IN"/>
-        </w:rPr>
-      </w:pPr>
-      <w:r>
-        <w:rPr>
-          <w:rFonts w:ascii="Calibri" w:hAnsi="Calibri" w:cs="Calibri"/>
-          <w:i/>
-          <w:iCs/>
-          <w:lang w:val="en-IN"/>
-        </w:rPr>
-        <w:t xml:space="preserve">  } else {</w:t>
+          <w:b/>
+          <w:bCs/>
+          <w:lang w:val="en-IN"/>
+        </w:rPr>
+      </w:pPr>
+      <w:r>
+        <w:rPr>
+          <w:rFonts w:ascii="Calibri" w:hAnsi="Calibri" w:cs="Calibri"/>
+          <w:b/>
+          <w:bCs/>
+          <w:lang w:val="en-IN"/>
+        </w:rPr>
+        <w:t xml:space="preserve">long duration = </w:t>
+      </w:r>
+      <w:proofErr w:type="spellStart"/>
+      <w:r>
+        <w:rPr>
+          <w:rFonts w:ascii="Calibri" w:hAnsi="Calibri" w:cs="Calibri"/>
+          <w:b/>
+          <w:bCs/>
+          <w:lang w:val="en-IN"/>
+        </w:rPr>
+        <w:t>pulseIn</w:t>
+      </w:r>
+      <w:proofErr w:type="spellEnd"/>
+      <w:r>
+        <w:rPr>
+          <w:rFonts w:ascii="Calibri" w:hAnsi="Calibri" w:cs="Calibri"/>
+          <w:b/>
+          <w:bCs/>
+          <w:lang w:val="en-IN"/>
+        </w:rPr>
+        <w:t>(ECHO, HIGH);</w:t>
       </w:r>
     </w:p>
     <w:p>
       <w:pPr>
         <w:rPr>
           <w:rFonts w:ascii="Calibri" w:hAnsi="Calibri" w:cs="Calibri"/>
-          <w:i/>
-          <w:iCs/>
-          <w:lang w:val="en-IN"/>
-        </w:rPr>
-      </w:pPr>
-      <w:r>
-        <w:rPr>
-          <w:rFonts w:ascii="Calibri" w:hAnsi="Calibri" w:cs="Calibri"/>
-          <w:i/>
-          <w:iCs/>
-          <w:lang w:val="en-IN"/>
-        </w:rPr>
-        <w:t xml:space="preserve">    </w:t>
-      </w:r>
-      <w:proofErr w:type="spellStart"/>
-      <w:proofErr w:type="gramStart"/>
-      <w:r>
-        <w:rPr>
-          <w:rFonts w:ascii="Calibri" w:hAnsi="Calibri" w:cs="Calibri"/>
-          <w:i/>
-          <w:iCs/>
-          <w:lang w:val="en-IN"/>
-        </w:rPr>
-        <w:t>digitalWrite</w:t>
-      </w:r>
-      <w:proofErr w:type="spellEnd"/>
-      <w:r>
-        <w:rPr>
-          <w:rFonts w:ascii="Calibri" w:hAnsi="Calibri" w:cs="Calibri"/>
-          <w:i/>
-          <w:iCs/>
-          <w:lang w:val="en-IN"/>
-        </w:rPr>
-        <w:t>(</w:t>
-      </w:r>
-      <w:proofErr w:type="gramEnd"/>
-      <w:r>
-        <w:rPr>
-          <w:rFonts w:ascii="Calibri" w:hAnsi="Calibri" w:cs="Calibri"/>
-          <w:i/>
-          <w:iCs/>
-          <w:lang w:val="en-IN"/>
-        </w:rPr>
-        <w:t>BUZZER_PIN, LOW);</w:t>
-      </w:r>
+          <w:b/>
+          <w:bCs/>
+          <w:lang w:val="en-IN"/>
+        </w:rPr>
+      </w:pPr>
     </w:p>
     <w:p>
       <w:pPr>
         <w:rPr>
           <w:rFonts w:ascii="Calibri" w:hAnsi="Calibri" w:cs="Calibri"/>
-          <w:i/>
-          <w:iCs/>
-          <w:lang w:val="en-IN"/>
-        </w:rPr>
-      </w:pPr>
-      <w:r>
-        <w:rPr>
-          <w:rFonts w:ascii="Calibri" w:hAnsi="Calibri" w:cs="Calibri"/>
-          <w:i/>
-          <w:iCs/>
-          <w:lang w:val="en-IN"/>
-        </w:rPr>
-        <w:t xml:space="preserve">    </w:t>
-      </w:r>
-      <w:proofErr w:type="spellStart"/>
-      <w:proofErr w:type="gramStart"/>
-      <w:r>
-        <w:rPr>
-          <w:rFonts w:ascii="Calibri" w:hAnsi="Calibri" w:cs="Calibri"/>
-          <w:i/>
-          <w:iCs/>
-          <w:lang w:val="en-IN"/>
-        </w:rPr>
-        <w:t>digitalWrite</w:t>
-      </w:r>
-      <w:proofErr w:type="spellEnd"/>
-      <w:r>
-        <w:rPr>
-          <w:rFonts w:ascii="Calibri" w:hAnsi="Calibri" w:cs="Calibri"/>
-          <w:i/>
-          <w:iCs/>
-          <w:lang w:val="en-IN"/>
-        </w:rPr>
-        <w:t>(</w:t>
-      </w:r>
-      <w:proofErr w:type="gramEnd"/>
-      <w:r>
-        <w:rPr>
-          <w:rFonts w:ascii="Calibri" w:hAnsi="Calibri" w:cs="Calibri"/>
-          <w:i/>
-          <w:iCs/>
-          <w:lang w:val="en-IN"/>
-        </w:rPr>
-        <w:t>LED_PIN, LOW);</w:t>
+          <w:b/>
+          <w:bCs/>
+          <w:lang w:val="en-IN"/>
+        </w:rPr>
+      </w:pPr>
+      <w:r>
+        <w:rPr>
+          <w:rFonts w:ascii="Calibri" w:hAnsi="Calibri" w:cs="Calibri"/>
+          <w:b/>
+          <w:bCs/>
+          <w:lang w:val="en-IN"/>
+        </w:rPr>
+        <w:t xml:space="preserve">long distance = duration * (0.034/2); </w:t>
       </w:r>
     </w:p>
     <w:p>
       <w:pPr>
         <w:rPr>
           <w:rFonts w:ascii="Calibri" w:hAnsi="Calibri" w:cs="Calibri"/>
-          <w:i/>
-          <w:iCs/>
-          <w:lang w:val="en-IN"/>
-        </w:rPr>
-      </w:pPr>
-      <w:r>
-        <w:rPr>
-          <w:rFonts w:ascii="Calibri" w:hAnsi="Calibri" w:cs="Calibri"/>
-          <w:i/>
-          <w:iCs/>
-          <w:lang w:val="en-IN"/>
-        </w:rPr>
-        <w:t xml:space="preserve">  }</w:t>
-      </w:r>
+          <w:b/>
+          <w:bCs/>
+          <w:lang w:val="en-IN"/>
+        </w:rPr>
+      </w:pPr>
     </w:p>
     <w:p>
       <w:pPr>
         <w:rPr>
           <w:rFonts w:ascii="Calibri" w:hAnsi="Calibri" w:cs="Calibri"/>
-          <w:i/>
-          <w:iCs/>
-          <w:lang w:val="en-IN"/>
-        </w:rPr>
-      </w:pPr>
+          <w:b/>
+          <w:bCs/>
+          <w:lang w:val="en-IN"/>
+        </w:rPr>
+      </w:pPr>
+      <w:r>
+        <w:rPr>
+          <w:rFonts w:ascii="Calibri" w:hAnsi="Calibri" w:cs="Calibri"/>
+          <w:b/>
+          <w:bCs/>
+          <w:lang w:val="en-IN"/>
+        </w:rPr>
+        <w:t>return distance;</w:t>
+      </w:r>
     </w:p>
     <w:p>
       <w:pPr>
         <w:rPr>
           <w:rFonts w:ascii="Calibri" w:hAnsi="Calibri" w:cs="Calibri"/>
-          <w:i/>
-          <w:iCs/>
-          <w:lang w:val="en-IN"/>
-        </w:rPr>
-      </w:pPr>
-      <w:r>
-        <w:rPr>
-          <w:rFonts w:ascii="Calibri" w:hAnsi="Calibri" w:cs="Calibri"/>
-          <w:i/>
-          <w:iCs/>
+          <w:b/>
+          <w:bCs/>
+          <w:lang w:val="en-IN"/>
+        </w:rPr>
+      </w:pPr>
+      <w:r>
+        <w:rPr>
+          <w:rFonts w:ascii="Calibri" w:hAnsi="Calibri" w:cs="Calibri"/>
+          <w:b/>
+          <w:bCs/>
           <w:lang w:val="en-IN"/>
         </w:rPr>
         <w:lastRenderedPageBreak/>
-        <w:t xml:space="preserve">  </w:t>
-      </w:r>
-      <w:proofErr w:type="spellStart"/>
-      <w:proofErr w:type="gramStart"/>
-      <w:r>
-        <w:rPr>
-          <w:rFonts w:ascii="Calibri" w:hAnsi="Calibri" w:cs="Calibri"/>
-          <w:i/>
-          <w:iCs/>
-          <w:lang w:val="en-IN"/>
-        </w:rPr>
-        <w:t>server.handleClient</w:t>
-      </w:r>
-      <w:proofErr w:type="spellEnd"/>
-      <w:proofErr w:type="gramEnd"/>
-      <w:r>
-        <w:rPr>
-          <w:rFonts w:ascii="Calibri" w:hAnsi="Calibri" w:cs="Calibri"/>
-          <w:i/>
-          <w:iCs/>
-          <w:lang w:val="en-IN"/>
-        </w:rPr>
-        <w:t>();</w:t>
+        <w:t>}</w:t>
       </w:r>
     </w:p>
     <w:p>
       <w:pPr>
         <w:rPr>
           <w:rFonts w:ascii="Calibri" w:hAnsi="Calibri" w:cs="Calibri"/>
-          <w:i/>
-          <w:iCs/>
-          <w:lang w:val="en-IN"/>
-        </w:rPr>
-      </w:pPr>
-      <w:r>
-        <w:rPr>
-          <w:rFonts w:ascii="Calibri" w:hAnsi="Calibri" w:cs="Calibri"/>
-          <w:i/>
-          <w:iCs/>
-          <w:lang w:val="en-IN"/>
-        </w:rPr>
-        <w:t xml:space="preserve">  </w:t>
-      </w:r>
-      <w:proofErr w:type="gramStart"/>
-      <w:r>
-        <w:rPr>
-          <w:rFonts w:ascii="Calibri" w:hAnsi="Calibri" w:cs="Calibri"/>
-          <w:i/>
-          <w:iCs/>
-          <w:lang w:val="en-IN"/>
-        </w:rPr>
-        <w:t>delay(</w:t>
-      </w:r>
-      <w:proofErr w:type="gramEnd"/>
-      <w:r>
-        <w:rPr>
-          <w:rFonts w:ascii="Calibri" w:hAnsi="Calibri" w:cs="Calibri"/>
-          <w:i/>
-          <w:iCs/>
-          <w:lang w:val="en-IN"/>
-        </w:rPr>
-        <w:t>300);</w:t>
-      </w:r>
+          <w:b/>
+          <w:bCs/>
+          <w:lang w:val="en-IN"/>
+        </w:rPr>
+      </w:pPr>
     </w:p>
     <w:p>
       <w:pPr>
         <w:rPr>
           <w:rFonts w:ascii="Calibri" w:hAnsi="Calibri" w:cs="Calibri"/>
-          <w:lang w:val="en-IN"/>
-        </w:rPr>
-      </w:pPr>
-      <w:r>
-        <w:rPr>
-          <w:rFonts w:ascii="Calibri" w:hAnsi="Calibri" w:cs="Calibri"/>
-          <w:i/>
-          <w:iCs/>
+          <w:b/>
+          <w:bCs/>
+          <w:lang w:val="en-IN"/>
+        </w:rPr>
+      </w:pPr>
+      <w:r>
+        <w:rPr>
+          <w:rFonts w:ascii="Calibri" w:hAnsi="Calibri" w:cs="Calibri"/>
+          <w:b/>
+          <w:bCs/>
+          <w:lang w:val="en-IN"/>
+        </w:rPr>
+        <w:t>Void loop() {</w:t>
+      </w:r>
+    </w:p>
+    <w:p>
+      <w:pPr>
+        <w:rPr>
+          <w:rFonts w:ascii="Calibri" w:hAnsi="Calibri" w:cs="Calibri"/>
+          <w:b/>
+          <w:bCs/>
+          <w:lang w:val="en-IN"/>
+        </w:rPr>
+      </w:pPr>
+      <w:r>
+        <w:rPr>
+          <w:rFonts w:ascii="Calibri" w:hAnsi="Calibri" w:cs="Calibri"/>
+          <w:b/>
+          <w:bCs/>
+          <w:lang w:val="en-IN"/>
+        </w:rPr>
+        <w:t xml:space="preserve">  // put your main code here, to run repeatedly:</w:t>
+      </w:r>
+    </w:p>
+    <w:p>
+      <w:pPr>
+        <w:rPr>
+          <w:rFonts w:ascii="Calibri" w:hAnsi="Calibri" w:cs="Calibri"/>
+          <w:b/>
+          <w:bCs/>
+          <w:lang w:val="en-IN"/>
+        </w:rPr>
+      </w:pPr>
+      <w:r>
+        <w:rPr>
+          <w:rFonts w:ascii="Calibri" w:hAnsi="Calibri" w:cs="Calibri"/>
+          <w:b/>
+          <w:bCs/>
+          <w:lang w:val="en-IN"/>
+        </w:rPr>
+        <w:t xml:space="preserve">  </w:t>
+      </w:r>
+      <w:proofErr w:type="spellStart"/>
+      <w:r>
+        <w:rPr>
+          <w:rFonts w:ascii="Calibri" w:hAnsi="Calibri" w:cs="Calibri"/>
+          <w:b/>
+          <w:bCs/>
+          <w:lang w:val="en-IN"/>
+        </w:rPr>
+        <w:t>Myservo.write</w:t>
+      </w:r>
+      <w:proofErr w:type="spellEnd"/>
+      <w:r>
+        <w:rPr>
+          <w:rFonts w:ascii="Calibri" w:hAnsi="Calibri" w:cs="Calibri"/>
+          <w:b/>
+          <w:bCs/>
+          <w:lang w:val="en-IN"/>
+        </w:rPr>
+        <w:t>(0);</w:t>
+      </w:r>
+    </w:p>
+    <w:p>
+      <w:pPr>
+        <w:rPr>
+          <w:rFonts w:ascii="Calibri" w:hAnsi="Calibri" w:cs="Calibri"/>
+          <w:b/>
+          <w:bCs/>
+          <w:lang w:val="en-IN"/>
+        </w:rPr>
+      </w:pPr>
+      <w:r>
+        <w:rPr>
+          <w:rFonts w:ascii="Calibri" w:hAnsi="Calibri" w:cs="Calibri"/>
+          <w:b/>
+          <w:bCs/>
+          <w:lang w:val="en-IN"/>
+        </w:rPr>
+        <w:t xml:space="preserve">  Delay(500);</w:t>
+      </w:r>
+    </w:p>
+    <w:p>
+      <w:pPr>
+        <w:rPr>
+          <w:rFonts w:ascii="Calibri" w:hAnsi="Calibri" w:cs="Calibri"/>
+          <w:b/>
+          <w:bCs/>
+          <w:lang w:val="en-IN"/>
+        </w:rPr>
+      </w:pPr>
+      <w:r>
+        <w:rPr>
+          <w:rFonts w:ascii="Calibri" w:hAnsi="Calibri" w:cs="Calibri"/>
+          <w:b/>
+          <w:bCs/>
+          <w:lang w:val="en-IN"/>
+        </w:rPr>
+        <w:t xml:space="preserve">  </w:t>
+      </w:r>
+      <w:proofErr w:type="spellStart"/>
+      <w:r>
+        <w:rPr>
+          <w:rFonts w:ascii="Calibri" w:hAnsi="Calibri" w:cs="Calibri"/>
+          <w:b/>
+          <w:bCs/>
+          <w:lang w:val="en-IN"/>
+        </w:rPr>
+        <w:t>Serial.print</w:t>
+      </w:r>
+      <w:proofErr w:type="spellEnd"/>
+      <w:r>
+        <w:rPr>
+          <w:rFonts w:ascii="Calibri" w:hAnsi="Calibri" w:cs="Calibri"/>
+          <w:b/>
+          <w:bCs/>
+          <w:lang w:val="en-IN"/>
+        </w:rPr>
+        <w:t xml:space="preserve">(“The angle now is 0 degrees and the object distance is:”); </w:t>
+      </w:r>
+    </w:p>
+    <w:p>
+      <w:pPr>
+        <w:rPr>
+          <w:rFonts w:ascii="Calibri" w:hAnsi="Calibri" w:cs="Calibri"/>
+          <w:b/>
+          <w:bCs/>
+          <w:lang w:val="en-IN"/>
+        </w:rPr>
+      </w:pPr>
+      <w:r>
+        <w:rPr>
+          <w:rFonts w:ascii="Calibri" w:hAnsi="Calibri" w:cs="Calibri"/>
+          <w:b/>
+          <w:bCs/>
+          <w:lang w:val="en-IN"/>
+        </w:rPr>
+        <w:t xml:space="preserve">  </w:t>
+      </w:r>
+      <w:proofErr w:type="spellStart"/>
+      <w:r>
+        <w:rPr>
+          <w:rFonts w:ascii="Calibri" w:hAnsi="Calibri" w:cs="Calibri"/>
+          <w:b/>
+          <w:bCs/>
+          <w:lang w:val="en-IN"/>
+        </w:rPr>
+        <w:t>Serial.println</w:t>
+      </w:r>
+      <w:proofErr w:type="spellEnd"/>
+      <w:r>
+        <w:rPr>
+          <w:rFonts w:ascii="Calibri" w:hAnsi="Calibri" w:cs="Calibri"/>
+          <w:b/>
+          <w:bCs/>
+          <w:lang w:val="en-IN"/>
+        </w:rPr>
+        <w:t>(</w:t>
+      </w:r>
+      <w:proofErr w:type="spellStart"/>
+      <w:r>
+        <w:rPr>
+          <w:rFonts w:ascii="Calibri" w:hAnsi="Calibri" w:cs="Calibri"/>
+          <w:b/>
+          <w:bCs/>
+          <w:lang w:val="en-IN"/>
+        </w:rPr>
+        <w:t>getDistance</w:t>
+      </w:r>
+      <w:proofErr w:type="spellEnd"/>
+      <w:r>
+        <w:rPr>
+          <w:rFonts w:ascii="Calibri" w:hAnsi="Calibri" w:cs="Calibri"/>
+          <w:b/>
+          <w:bCs/>
+          <w:lang w:val="en-IN"/>
+        </w:rPr>
+        <w:t>());</w:t>
+      </w:r>
+    </w:p>
+    <w:p>
+      <w:pPr>
+        <w:rPr>
+          <w:rFonts w:ascii="Calibri" w:hAnsi="Calibri" w:cs="Calibri"/>
+          <w:b/>
+          <w:bCs/>
+          <w:lang w:val="en-IN"/>
+        </w:rPr>
+      </w:pPr>
+      <w:r>
+        <w:rPr>
+          <w:rFonts w:ascii="Calibri" w:hAnsi="Calibri" w:cs="Calibri"/>
+          <w:b/>
+          <w:bCs/>
+          <w:lang w:val="en-IN"/>
+        </w:rPr>
+        <w:t xml:space="preserve">  Delay(2000);</w:t>
+      </w:r>
+    </w:p>
+    <w:p>
+      <w:pPr>
+        <w:rPr>
+          <w:rFonts w:ascii="Calibri" w:hAnsi="Calibri" w:cs="Calibri"/>
+          <w:b/>
+          <w:bCs/>
+          <w:lang w:val="en-IN"/>
+        </w:rPr>
+      </w:pPr>
+    </w:p>
+    <w:p>
+      <w:pPr>
+        <w:rPr>
+          <w:rFonts w:ascii="Calibri" w:hAnsi="Calibri" w:cs="Calibri"/>
+          <w:b/>
+          <w:bCs/>
+          <w:lang w:val="en-IN"/>
+        </w:rPr>
+      </w:pPr>
+      <w:r>
+        <w:rPr>
+          <w:rFonts w:ascii="Calibri" w:hAnsi="Calibri" w:cs="Calibri"/>
+          <w:b/>
+          <w:bCs/>
+          <w:lang w:val="en-IN"/>
+        </w:rPr>
+        <w:t xml:space="preserve">  </w:t>
+      </w:r>
+      <w:proofErr w:type="spellStart"/>
+      <w:r>
+        <w:rPr>
+          <w:rFonts w:ascii="Calibri" w:hAnsi="Calibri" w:cs="Calibri"/>
+          <w:b/>
+          <w:bCs/>
+          <w:lang w:val="en-IN"/>
+        </w:rPr>
+        <w:t>Myservo.write</w:t>
+      </w:r>
+      <w:proofErr w:type="spellEnd"/>
+      <w:r>
+        <w:rPr>
+          <w:rFonts w:ascii="Calibri" w:hAnsi="Calibri" w:cs="Calibri"/>
+          <w:b/>
+          <w:bCs/>
+          <w:lang w:val="en-IN"/>
+        </w:rPr>
+        <w:t>(90);</w:t>
+      </w:r>
+    </w:p>
+    <w:p>
+      <w:pPr>
+        <w:rPr>
+          <w:rFonts w:ascii="Calibri" w:hAnsi="Calibri" w:cs="Calibri"/>
+          <w:b/>
+          <w:bCs/>
+          <w:lang w:val="en-IN"/>
+        </w:rPr>
+      </w:pPr>
+      <w:r>
+        <w:rPr>
+          <w:rFonts w:ascii="Calibri" w:hAnsi="Calibri" w:cs="Calibri"/>
+          <w:b/>
+          <w:bCs/>
+          <w:lang w:val="en-IN"/>
+        </w:rPr>
+        <w:t xml:space="preserve">  Delay(500);</w:t>
+      </w:r>
+    </w:p>
+    <w:p>
+      <w:pPr>
+        <w:rPr>
+          <w:rFonts w:ascii="Calibri" w:hAnsi="Calibri" w:cs="Calibri"/>
+          <w:b/>
+          <w:bCs/>
+          <w:lang w:val="en-IN"/>
+        </w:rPr>
+      </w:pPr>
+      <w:r>
+        <w:rPr>
+          <w:rFonts w:ascii="Calibri" w:hAnsi="Calibri" w:cs="Calibri"/>
+          <w:b/>
+          <w:bCs/>
+          <w:lang w:val="en-IN"/>
+        </w:rPr>
+        <w:t xml:space="preserve">  </w:t>
+      </w:r>
+      <w:proofErr w:type="spellStart"/>
+      <w:r>
+        <w:rPr>
+          <w:rFonts w:ascii="Calibri" w:hAnsi="Calibri" w:cs="Calibri"/>
+          <w:b/>
+          <w:bCs/>
+          <w:lang w:val="en-IN"/>
+        </w:rPr>
+        <w:t>Serial.print</w:t>
+      </w:r>
+      <w:proofErr w:type="spellEnd"/>
+      <w:r>
+        <w:rPr>
+          <w:rFonts w:ascii="Calibri" w:hAnsi="Calibri" w:cs="Calibri"/>
+          <w:b/>
+          <w:bCs/>
+          <w:lang w:val="en-IN"/>
+        </w:rPr>
+        <w:t xml:space="preserve">(“The angle now is 90 degrees and the object distance is:”); </w:t>
+      </w:r>
+    </w:p>
+    <w:p>
+      <w:pPr>
+        <w:rPr>
+          <w:rFonts w:ascii="Calibri" w:hAnsi="Calibri" w:cs="Calibri"/>
+          <w:b/>
+          <w:bCs/>
+          <w:lang w:val="en-IN"/>
+        </w:rPr>
+      </w:pPr>
+      <w:r>
+        <w:rPr>
+          <w:rFonts w:ascii="Calibri" w:hAnsi="Calibri" w:cs="Calibri"/>
+          <w:b/>
+          <w:bCs/>
+          <w:lang w:val="en-IN"/>
+        </w:rPr>
+        <w:t xml:space="preserve">  </w:t>
+      </w:r>
+      <w:proofErr w:type="spellStart"/>
+      <w:r>
+        <w:rPr>
+          <w:rFonts w:ascii="Calibri" w:hAnsi="Calibri" w:cs="Calibri"/>
+          <w:b/>
+          <w:bCs/>
+          <w:lang w:val="en-IN"/>
+        </w:rPr>
+        <w:t>Serial.println</w:t>
+      </w:r>
+      <w:proofErr w:type="spellEnd"/>
+      <w:r>
+        <w:rPr>
+          <w:rFonts w:ascii="Calibri" w:hAnsi="Calibri" w:cs="Calibri"/>
+          <w:b/>
+          <w:bCs/>
+          <w:lang w:val="en-IN"/>
+        </w:rPr>
+        <w:t>(</w:t>
+      </w:r>
+      <w:proofErr w:type="spellStart"/>
+      <w:r>
+        <w:rPr>
+          <w:rFonts w:ascii="Calibri" w:hAnsi="Calibri" w:cs="Calibri"/>
+          <w:b/>
+          <w:bCs/>
+          <w:lang w:val="en-IN"/>
+        </w:rPr>
+        <w:t>getDistance</w:t>
+      </w:r>
+      <w:proofErr w:type="spellEnd"/>
+      <w:r>
+        <w:rPr>
+          <w:rFonts w:ascii="Calibri" w:hAnsi="Calibri" w:cs="Calibri"/>
+          <w:b/>
+          <w:bCs/>
+          <w:lang w:val="en-IN"/>
+        </w:rPr>
+        <w:t>());</w:t>
+      </w:r>
+    </w:p>
+    <w:p>
+      <w:pPr>
+        <w:rPr>
+          <w:rFonts w:ascii="Calibri" w:hAnsi="Calibri" w:cs="Calibri"/>
+          <w:b/>
+          <w:bCs/>
+          <w:lang w:val="en-IN"/>
+        </w:rPr>
+      </w:pPr>
+      <w:r>
+        <w:rPr>
+          <w:rFonts w:ascii="Calibri" w:hAnsi="Calibri" w:cs="Calibri"/>
+          <w:b/>
+          <w:bCs/>
+          <w:lang w:val="en-IN"/>
+        </w:rPr>
+        <w:t xml:space="preserve">  Delay(2000);</w:t>
+      </w:r>
+    </w:p>
+    <w:p>
+      <w:pPr>
+        <w:rPr>
+          <w:rFonts w:ascii="Calibri" w:hAnsi="Calibri" w:cs="Calibri"/>
+          <w:b/>
+          <w:bCs/>
+          <w:lang w:val="en-IN"/>
+        </w:rPr>
+      </w:pPr>
+    </w:p>
+    <w:p>
+      <w:pPr>
+        <w:rPr>
+          <w:rFonts w:ascii="Calibri" w:hAnsi="Calibri" w:cs="Calibri"/>
+          <w:b/>
+          <w:bCs/>
+          <w:lang w:val="en-IN"/>
+        </w:rPr>
+      </w:pPr>
+      <w:r>
+        <w:rPr>
+          <w:rFonts w:ascii="Calibri" w:hAnsi="Calibri" w:cs="Calibri"/>
+          <w:b/>
+          <w:bCs/>
+          <w:lang w:val="en-IN"/>
+        </w:rPr>
+        <w:t xml:space="preserve">  </w:t>
+      </w:r>
+      <w:proofErr w:type="spellStart"/>
+      <w:r>
+        <w:rPr>
+          <w:rFonts w:ascii="Calibri" w:hAnsi="Calibri" w:cs="Calibri"/>
+          <w:b/>
+          <w:bCs/>
+          <w:lang w:val="en-IN"/>
+        </w:rPr>
+        <w:t>Myservo.write</w:t>
+      </w:r>
+      <w:proofErr w:type="spellEnd"/>
+      <w:r>
+        <w:rPr>
+          <w:rFonts w:ascii="Calibri" w:hAnsi="Calibri" w:cs="Calibri"/>
+          <w:b/>
+          <w:bCs/>
+          <w:lang w:val="en-IN"/>
+        </w:rPr>
+        <w:t>(180);</w:t>
+      </w:r>
+    </w:p>
+    <w:p>
+      <w:pPr>
+        <w:rPr>
+          <w:rFonts w:ascii="Calibri" w:hAnsi="Calibri" w:cs="Calibri"/>
+          <w:b/>
+          <w:bCs/>
+          <w:lang w:val="en-IN"/>
+        </w:rPr>
+      </w:pPr>
+      <w:r>
+        <w:rPr>
+          <w:rFonts w:ascii="Calibri" w:hAnsi="Calibri" w:cs="Calibri"/>
+          <w:b/>
+          <w:bCs/>
+          <w:lang w:val="en-IN"/>
+        </w:rPr>
+        <w:t xml:space="preserve">  Delay(500);</w:t>
+      </w:r>
+    </w:p>
+    <w:p>
+      <w:pPr>
+        <w:rPr>
+          <w:rFonts w:ascii="Calibri" w:hAnsi="Calibri" w:cs="Calibri"/>
+          <w:b/>
+          <w:bCs/>
+          <w:lang w:val="en-IN"/>
+        </w:rPr>
+      </w:pPr>
+      <w:r>
+        <w:rPr>
+          <w:rFonts w:ascii="Calibri" w:hAnsi="Calibri" w:cs="Calibri"/>
+          <w:b/>
+          <w:bCs/>
+          <w:lang w:val="en-IN"/>
+        </w:rPr>
+        <w:t xml:space="preserve">  </w:t>
+      </w:r>
+      <w:proofErr w:type="spellStart"/>
+      <w:r>
+        <w:rPr>
+          <w:rFonts w:ascii="Calibri" w:hAnsi="Calibri" w:cs="Calibri"/>
+          <w:b/>
+          <w:bCs/>
+          <w:lang w:val="en-IN"/>
+        </w:rPr>
+        <w:t>Serial.print</w:t>
+      </w:r>
+      <w:proofErr w:type="spellEnd"/>
+      <w:r>
+        <w:rPr>
+          <w:rFonts w:ascii="Calibri" w:hAnsi="Calibri" w:cs="Calibri"/>
+          <w:b/>
+          <w:bCs/>
+          <w:lang w:val="en-IN"/>
+        </w:rPr>
+        <w:t xml:space="preserve">(“The angle now is 180 degrees and the object distance is:”); </w:t>
+      </w:r>
+    </w:p>
+    <w:p>
+      <w:pPr>
+        <w:rPr>
+          <w:rFonts w:ascii="Calibri" w:hAnsi="Calibri" w:cs="Calibri"/>
+          <w:b/>
+          <w:bCs/>
+          <w:lang w:val="en-IN"/>
+        </w:rPr>
+      </w:pPr>
+      <w:r>
+        <w:rPr>
+          <w:rFonts w:ascii="Calibri" w:hAnsi="Calibri" w:cs="Calibri"/>
+          <w:b/>
+          <w:bCs/>
+          <w:lang w:val="en-IN"/>
+        </w:rPr>
+        <w:t xml:space="preserve">  </w:t>
+      </w:r>
+      <w:proofErr w:type="spellStart"/>
+      <w:r>
+        <w:rPr>
+          <w:rFonts w:ascii="Calibri" w:hAnsi="Calibri" w:cs="Calibri"/>
+          <w:b/>
+          <w:bCs/>
+          <w:lang w:val="en-IN"/>
+        </w:rPr>
+        <w:t>Serial.println</w:t>
+      </w:r>
+      <w:proofErr w:type="spellEnd"/>
+      <w:r>
+        <w:rPr>
+          <w:rFonts w:ascii="Calibri" w:hAnsi="Calibri" w:cs="Calibri"/>
+          <w:b/>
+          <w:bCs/>
+          <w:lang w:val="en-IN"/>
+        </w:rPr>
+        <w:t>(</w:t>
+      </w:r>
+      <w:proofErr w:type="spellStart"/>
+      <w:r>
+        <w:rPr>
+          <w:rFonts w:ascii="Calibri" w:hAnsi="Calibri" w:cs="Calibri"/>
+          <w:b/>
+          <w:bCs/>
+          <w:lang w:val="en-IN"/>
+        </w:rPr>
+        <w:t>getDistance</w:t>
+      </w:r>
+      <w:proofErr w:type="spellEnd"/>
+      <w:r>
+        <w:rPr>
+          <w:rFonts w:ascii="Calibri" w:hAnsi="Calibri" w:cs="Calibri"/>
+          <w:b/>
+          <w:bCs/>
+          <w:lang w:val="en-IN"/>
+        </w:rPr>
+        <w:t>());</w:t>
+      </w:r>
+    </w:p>
+    <w:p>
+      <w:pPr>
+        <w:rPr>
+          <w:rFonts w:ascii="Calibri" w:hAnsi="Calibri" w:cs="Calibri"/>
+          <w:b/>
+          <w:bCs/>
+          <w:lang w:val="en-IN"/>
+        </w:rPr>
+      </w:pPr>
+      <w:r>
+        <w:rPr>
+          <w:rFonts w:ascii="Calibri" w:hAnsi="Calibri" w:cs="Calibri"/>
+          <w:b/>
+          <w:bCs/>
+          <w:lang w:val="en-IN"/>
+        </w:rPr>
+        <w:t xml:space="preserve">  Delay(2000);</w:t>
+      </w:r>
+    </w:p>
+    <w:p>
+      <w:pPr>
+        <w:rPr>
+          <w:rFonts w:ascii="Calibri" w:hAnsi="Calibri" w:cs="Calibri"/>
+          <w:b/>
+          <w:bCs/>
+          <w:lang w:val="en-IN"/>
+        </w:rPr>
+      </w:pPr>
+      <w:r>
+        <w:rPr>
+          <w:rFonts w:ascii="Calibri" w:hAnsi="Calibri" w:cs="Calibri"/>
+          <w:b/>
+          <w:bCs/>
           <w:lang w:val="en-IN"/>
         </w:rPr>
         <w:t>}</w:t>
       </w:r>
-      <w:r>
-        <w:rPr>
-          <w:rFonts w:ascii="Calibri" w:hAnsi="Calibri" w:cs="Calibri"/>
+    </w:p>
+    <w:p>
+      <w:pPr>
+        <w:rPr>
+          <w:rFonts w:ascii="Calibri" w:hAnsi="Calibri" w:cs="Calibri"/>
+          <w:lang w:val="en-IN"/>
+        </w:rPr>
+      </w:pPr>
+      <w:r>
+        <w:rPr>
+          <w:rFonts w:ascii="Calibri" w:hAnsi="Calibri" w:cs="Calibri"/>
+          <w:noProof/>
+          <w:lang w:val="en-IN"/>
+        </w:rPr>
+      </w:r>
+      <w:r>
+        <w:rPr>
+          <w:rFonts w:ascii="Calibri" w:hAnsi="Calibri" w:cs="Calibri"/>
+          <w:noProof/>
           <w:lang w:val="en-IN"/>
         </w:rPr>
         <w:pict w14:anchorId="16267602">
@@ -2479,25 +2728,14 @@
           <w:lang w:val="en-IN"/>
         </w:rPr>
       </w:pPr>
-      <w:proofErr w:type="gramStart"/>
-      <w:r>
-        <w:rPr>
-          <w:rFonts w:ascii="Calibri" w:hAnsi="Calibri" w:cs="Calibri"/>
-          <w:b/>
-          <w:bCs/>
-          <w:lang w:val="en-IN"/>
-        </w:rPr>
-        <w:t>setup(</w:t>
-      </w:r>
-      <w:proofErr w:type="gramEnd"/>
-      <w:r>
-        <w:rPr>
-          <w:rFonts w:ascii="Calibri" w:hAnsi="Calibri" w:cs="Calibri"/>
-          <w:b/>
-          <w:bCs/>
-          <w:lang w:val="en-IN"/>
-        </w:rPr>
-        <w:t>)</w:t>
+      <w:r>
+        <w:rPr>
+          <w:rFonts w:ascii="Calibri" w:hAnsi="Calibri" w:cs="Calibri"/>
+          <w:b/>
+          <w:bCs/>
+          <w:lang w:val="en-IN"/>
+        </w:rPr>
+        <w:t>setup()</w:t>
       </w:r>
     </w:p>
     <w:p>
@@ -2516,6 +2754,7 @@
           <w:rFonts w:ascii="Calibri" w:hAnsi="Calibri" w:cs="Calibri"/>
           <w:lang w:val="en-IN"/>
         </w:rPr>
+        <w:lastRenderedPageBreak/>
         <w:t>Initializes serial communication</w:t>
       </w:r>
     </w:p>
@@ -2585,25 +2824,14 @@
           <w:lang w:val="en-IN"/>
         </w:rPr>
       </w:pPr>
-      <w:proofErr w:type="gramStart"/>
-      <w:r>
-        <w:rPr>
-          <w:rFonts w:ascii="Calibri" w:hAnsi="Calibri" w:cs="Calibri"/>
-          <w:b/>
-          <w:bCs/>
-          <w:lang w:val="en-IN"/>
-        </w:rPr>
-        <w:t>loop(</w:t>
-      </w:r>
-      <w:proofErr w:type="gramEnd"/>
-      <w:r>
-        <w:rPr>
-          <w:rFonts w:ascii="Calibri" w:hAnsi="Calibri" w:cs="Calibri"/>
-          <w:b/>
-          <w:bCs/>
-          <w:lang w:val="en-IN"/>
-        </w:rPr>
-        <w:t>)</w:t>
+      <w:r>
+        <w:rPr>
+          <w:rFonts w:ascii="Calibri" w:hAnsi="Calibri" w:cs="Calibri"/>
+          <w:b/>
+          <w:bCs/>
+          <w:lang w:val="en-IN"/>
+        </w:rPr>
+        <w:t>loop()</w:t>
       </w:r>
     </w:p>
     <w:p>
@@ -2625,7 +2853,6 @@
         <w:t xml:space="preserve">Calls </w:t>
       </w:r>
       <w:proofErr w:type="spellStart"/>
-      <w:proofErr w:type="gramStart"/>
       <w:r>
         <w:rPr>
           <w:rFonts w:ascii="Calibri" w:hAnsi="Calibri" w:cs="Calibri"/>
@@ -2639,15 +2866,7 @@
           <w:rFonts w:ascii="Calibri" w:hAnsi="Calibri" w:cs="Calibri"/>
           <w:lang w:val="en-IN"/>
         </w:rPr>
-        <w:t>(</w:t>
-      </w:r>
-      <w:proofErr w:type="gramEnd"/>
-      <w:r>
-        <w:rPr>
-          <w:rFonts w:ascii="Calibri" w:hAnsi="Calibri" w:cs="Calibri"/>
-          <w:lang w:val="en-IN"/>
-        </w:rPr>
-        <w:t>) to get the object distance from the sensor</w:t>
+        <w:t>() to get the object distance from the sensor</w:t>
       </w:r>
     </w:p>
     <w:p>
@@ -2738,7 +2957,6 @@
         </w:rPr>
       </w:pPr>
       <w:proofErr w:type="spellStart"/>
-      <w:proofErr w:type="gramStart"/>
       <w:r>
         <w:rPr>
           <w:rFonts w:ascii="Calibri" w:hAnsi="Calibri" w:cs="Calibri"/>
@@ -2747,7 +2965,6 @@
         <w:t>server.handleClient</w:t>
       </w:r>
       <w:proofErr w:type="spellEnd"/>
-      <w:proofErr w:type="gramEnd"/>
       <w:r>
         <w:rPr>
           <w:rFonts w:ascii="Calibri" w:hAnsi="Calibri" w:cs="Calibri"/>
@@ -2766,6 +2983,14 @@
       <w:r>
         <w:rPr>
           <w:rFonts w:ascii="Calibri" w:hAnsi="Calibri" w:cs="Calibri"/>
+          <w:noProof/>
+          <w:lang w:val="en-IN"/>
+        </w:rPr>
+      </w:r>
+      <w:r>
+        <w:rPr>
+          <w:rFonts w:ascii="Calibri" w:hAnsi="Calibri" w:cs="Calibri"/>
+          <w:noProof/>
           <w:lang w:val="en-IN"/>
         </w:rPr>
         <w:pict w14:anchorId="5C89D762">
@@ -2923,6 +3148,14 @@
       <w:r>
         <w:rPr>
           <w:rFonts w:ascii="Calibri" w:hAnsi="Calibri" w:cs="Calibri"/>
+          <w:noProof/>
+          <w:lang w:val="en-IN"/>
+        </w:rPr>
+      </w:r>
+      <w:r>
+        <w:rPr>
+          <w:rFonts w:ascii="Calibri" w:hAnsi="Calibri" w:cs="Calibri"/>
+          <w:noProof/>
           <w:lang w:val="en-IN"/>
         </w:rPr>
         <w:pict w14:anchorId="2F18AE55">
@@ -2988,7 +3221,6 @@
           <w:rFonts w:ascii="Calibri" w:hAnsi="Calibri" w:cs="Calibri"/>
           <w:lang w:val="en-IN"/>
         </w:rPr>
-        <w:lastRenderedPageBreak/>
         <w:t>Smart trash bins</w:t>
       </w:r>
     </w:p>
@@ -3090,6 +3322,7 @@
           <w:bCs/>
           <w:lang w:val="en-IN"/>
         </w:rPr>
+        <w:lastRenderedPageBreak/>
         <w:t>Web UI upgrade</w:t>
       </w:r>
       <w:r>
@@ -3322,6 +3555,14 @@
       <w:r>
         <w:rPr>
           <w:rFonts w:ascii="Calibri" w:hAnsi="Calibri" w:cs="Calibri"/>
+          <w:noProof/>
+          <w:lang w:val="en-IN"/>
+        </w:rPr>
+      </w:r>
+      <w:r>
+        <w:rPr>
+          <w:rFonts w:ascii="Calibri" w:hAnsi="Calibri" w:cs="Calibri"/>
+          <w:noProof/>
           <w:lang w:val="en-IN"/>
         </w:rPr>
         <w:pict w14:anchorId="0B9BB9E3">
@@ -3742,7 +3983,6 @@
                 <w:rFonts w:ascii="Calibri" w:hAnsi="Calibri" w:cs="Calibri"/>
                 <w:lang w:val="en-IN"/>
               </w:rPr>
-              <w:lastRenderedPageBreak/>
               <w:t>Serial Monitor shows nothing</w:t>
             </w:r>
           </w:p>
@@ -3950,6 +4190,7 @@
           <w:rFonts w:ascii="Calibri" w:hAnsi="Calibri" w:cs="Calibri"/>
           <w:lang w:val="en-IN"/>
         </w:rPr>
+        <w:lastRenderedPageBreak/>
         <w:t xml:space="preserve">The system is compact, reliable, and can be easily adapted for use in </w:t>
       </w:r>
       <w:r>
@@ -16976,6 +17217,7 @@
 <ds:datastoreItem xmlns:ds="http://schemas.openxmlformats.org/officeDocument/2006/customXml" ds:itemID="{EF278816-EC6F-A645-907D-7F25AECB1D4A}">
   <ds:schemaRefs>
     <ds:schemaRef ds:uri="http://schemas.openxmlformats.org/officeDocument/2006/bibliography"/>
+    <ds:schemaRef ds:uri="http://www.w3.org/2000/xmlns/"/>
   </ds:schemaRefs>
 </ds:datastoreItem>
 </file>